--- a/docs/consultancy-outreach-list.docx
+++ b/docs/consultancy-outreach-list.docx
@@ -6547,6 +6547,2000 @@
       </w:r>
       <w:r>
         <w:t xml:space="preserve"> are the ones stated explicitly on their own sites. An offer from a Gmail address claiming to be a staffing firm is a scam, and several of these firms say so themselves. Michael Page UAE specifically warns about impersonation over WhatsApp and Telegram.</w:t>
+      </w:r>
+    </w:p>
+    <w:p>
+      <w:pPr>
+        <w:pStyle w:val="Title"/>
+      </w:pPr>
+      <w:r>
+        <w:t>Part 2: the fast lane</w:t>
+      </w:r>
+    </w:p>
+    <w:p>
+      <w:r>
+        <w:t xml:space="preserve">Added 2026-10-22. Part 1 is large agencies that keep a database. This part is the firms that </w:t>
+      </w:r>
+      <w:r>
+        <w:rPr>
+          <w:b/>
+        </w:rPr>
+        <w:t>push you into an opening themselves</w:t>
+      </w:r>
+      <w:r>
+        <w:t xml:space="preserve">, plus the services you can </w:t>
+      </w:r>
+      <w:r>
+        <w:rPr>
+          <w:b/>
+        </w:rPr>
+        <w:t>pay after placement</w:t>
+      </w:r>
+      <w:r>
+        <w:t xml:space="preserve"> to do the applying for you. Every URL and fee here was read from the firm's own page on 2026-10-22; where a page would not load or said nothing, it says so.</w:t>
+      </w:r>
+    </w:p>
+    <w:p>
+      <w:r>
+        <w:t>The model you asked for by name, EZEU, is a small Bengaluru staffing-and- training firm (founded 2020, under 20 people) that posts developer openings and takes CVs for them directly. §10 is firms that work the same way.</w:t>
+      </w:r>
+    </w:p>
+    <w:p>
+      <w:pPr>
+        <w:pStyle w:val="Heading1"/>
+      </w:pPr>
+      <w:r>
+        <w:t>10. Boutique IT staffing firms (the EZEU pattern)</w:t>
+      </w:r>
+    </w:p>
+    <w:p>
+      <w:r>
+        <w:t>Employer-paid. They hold live client mandates and place you into one; you are not in a database waiting to be searched. Small, so one email reaches a human.</w:t>
+      </w:r>
+    </w:p>
+    <w:tbl>
+      <w:tblPr>
+        <w:tblStyle w:val="TableGrid"/>
+        <w:tblW w:type="auto" w:w="0"/>
+        <w:jc w:val="center"/>
+        <w:tblLook w:firstColumn="1" w:firstRow="1" w:lastColumn="0" w:lastRow="0" w:noHBand="0" w:noVBand="1" w:val="04A0"/>
+      </w:tblPr>
+      <w:tblGrid>
+        <w:gridCol w:w="2660"/>
+        <w:gridCol w:w="2660"/>
+        <w:gridCol w:w="2660"/>
+        <w:gridCol w:w="2660"/>
+      </w:tblGrid>
+      <w:tr>
+        <w:tc>
+          <w:tcPr>
+            <w:tcW w:type="dxa" w:w="2660"/>
+            <w:shd w:val="clear" w:color="auto" w:fill="F5F5F4"/>
+          </w:tcPr>
+          <w:p>
+            <w:pPr>
+              <w:spacing w:after="0"/>
+            </w:pPr>
+            <w:r>
+              <w:rPr>
+                <w:b/>
+                <w:sz w:val="19"/>
+              </w:rPr>
+              <w:t>firm</w:t>
+            </w:r>
+          </w:p>
+        </w:tc>
+        <w:tc>
+          <w:tcPr>
+            <w:tcW w:type="dxa" w:w="2660"/>
+            <w:shd w:val="clear" w:color="auto" w:fill="F5F5F4"/>
+          </w:tcPr>
+          <w:p>
+            <w:pPr>
+              <w:spacing w:after="0"/>
+            </w:pPr>
+            <w:r>
+              <w:rPr>
+                <w:b/>
+                <w:sz w:val="19"/>
+              </w:rPr>
+              <w:t>where to apply</w:t>
+            </w:r>
+          </w:p>
+        </w:tc>
+        <w:tc>
+          <w:tcPr>
+            <w:tcW w:type="dxa" w:w="2660"/>
+            <w:shd w:val="clear" w:color="auto" w:fill="F5F5F4"/>
+          </w:tcPr>
+          <w:p>
+            <w:pPr>
+              <w:spacing w:after="0"/>
+            </w:pPr>
+            <w:r>
+              <w:rPr>
+                <w:b/>
+                <w:sz w:val="19"/>
+              </w:rPr>
+              <w:t>contact</w:t>
+            </w:r>
+          </w:p>
+        </w:tc>
+        <w:tc>
+          <w:tcPr>
+            <w:tcW w:type="dxa" w:w="2660"/>
+            <w:shd w:val="clear" w:color="auto" w:fill="F5F5F4"/>
+          </w:tcPr>
+          <w:p>
+            <w:pPr>
+              <w:spacing w:after="0"/>
+            </w:pPr>
+            <w:r>
+              <w:rPr>
+                <w:b/>
+                <w:sz w:val="19"/>
+              </w:rPr>
+              <w:t>notes</w:t>
+            </w:r>
+          </w:p>
+        </w:tc>
+      </w:tr>
+      <w:tr>
+        <w:tc>
+          <w:tcPr>
+            <w:tcW w:type="dxa" w:w="2660"/>
+          </w:tcPr>
+          <w:p>
+            <w:pPr>
+              <w:spacing w:after="0"/>
+            </w:pPr>
+            <w:r>
+              <w:rPr>
+                <w:b/>
+                <w:sz w:val="19"/>
+              </w:rPr>
+              <w:t>EZEU (OPC) India</w:t>
+            </w:r>
+          </w:p>
+        </w:tc>
+        <w:tc>
+          <w:tcPr>
+            <w:tcW w:type="dxa" w:w="2660"/>
+          </w:tcPr>
+          <w:p>
+            <w:pPr>
+              <w:spacing w:after="0"/>
+            </w:pPr>
+            <w:hyperlink r:id="rId97">
+              <w:r>
+                <w:rPr>
+                  <w:color w:val="7F1D3A"/>
+                  <w:u w:val="single"/>
+                  <w:sz w:val="19"/>
+                </w:rPr>
+                <w:t xml:space="preserve">cutshort.io/company/ezeu-opc-india-pvt-ltd-42-ix0UKabI</w:t>
+              </w:r>
+            </w:hyperlink>
+          </w:p>
+        </w:tc>
+        <w:tc>
+          <w:tcPr>
+            <w:tcW w:type="dxa" w:w="2660"/>
+          </w:tcPr>
+          <w:p>
+            <w:pPr>
+              <w:spacing w:after="0"/>
+            </w:pPr>
+            <w:r>
+              <w:rPr>
+                <w:sz w:val="19"/>
+              </w:rPr>
+              <w:t xml:space="preserve">no email published; recruiter is Lakshmi PH on LinkedIn · </w:t>
+            </w:r>
+            <w:hyperlink r:id="rId98">
+              <w:r>
+                <w:rPr>
+                  <w:color w:val="7F1D3A"/>
+                  <w:u w:val="single"/>
+                  <w:sz w:val="19"/>
+                </w:rPr>
+                <w:t xml:space="preserve">linkedin.com/company/ezeu-opc-india-pvt-limited</w:t>
+              </w:r>
+            </w:hyperlink>
+          </w:p>
+        </w:tc>
+        <w:tc>
+          <w:tcPr>
+            <w:tcW w:type="dxa" w:w="2660"/>
+          </w:tcPr>
+          <w:p>
+            <w:pPr>
+              <w:spacing w:after="0"/>
+            </w:pPr>
+            <w:r>
+              <w:rPr>
+                <w:sz w:val="19"/>
+              </w:rPr>
+              <w:t>Bengaluru + Pune. Open roles 2–15 yrs: Java full stack ₹10–25L, SDET, UI/UX engineer ₹9–36L, DevSecOps, Azure architect. Cutshort flags the recruiter as "not active recently", so expect delays</w:t>
+            </w:r>
+          </w:p>
+        </w:tc>
+      </w:tr>
+      <w:tr>
+        <w:tc>
+          <w:tcPr>
+            <w:tcW w:type="dxa" w:w="2660"/>
+          </w:tcPr>
+          <w:p>
+            <w:pPr>
+              <w:spacing w:after="0"/>
+            </w:pPr>
+            <w:r>
+              <w:rPr>
+                <w:b/>
+                <w:sz w:val="19"/>
+              </w:rPr>
+              <w:t>Cybotrix Technologies</w:t>
+            </w:r>
+          </w:p>
+        </w:tc>
+        <w:tc>
+          <w:tcPr>
+            <w:tcW w:type="dxa" w:w="2660"/>
+          </w:tcPr>
+          <w:p>
+            <w:pPr>
+              <w:spacing w:after="0"/>
+            </w:pPr>
+            <w:hyperlink r:id="rId99">
+              <w:r>
+                <w:rPr>
+                  <w:color w:val="7F1D3A"/>
+                  <w:u w:val="single"/>
+                  <w:sz w:val="19"/>
+                </w:rPr>
+                <w:t xml:space="preserve">cybotrix.com/signup.html</w:t>
+              </w:r>
+            </w:hyperlink>
+          </w:p>
+        </w:tc>
+        <w:tc>
+          <w:tcPr>
+            <w:tcW w:type="dxa" w:w="2660"/>
+          </w:tcPr>
+          <w:p>
+            <w:pPr>
+              <w:spacing w:after="0"/>
+            </w:pPr>
+            <w:r>
+              <w:rPr>
+                <w:rFonts w:ascii="Consolas" w:hAnsi="Consolas"/>
+                <w:sz w:val="17"/>
+              </w:rPr>
+              <w:t>contact@cybotrix.com</w:t>
+            </w:r>
+          </w:p>
+        </w:tc>
+        <w:tc>
+          <w:tcPr>
+            <w:tcW w:type="dxa" w:w="2660"/>
+          </w:tcPr>
+          <w:p>
+            <w:pPr>
+              <w:spacing w:after="0"/>
+            </w:pPr>
+            <w:r>
+              <w:rPr>
+                <w:sz w:val="19"/>
+              </w:rPr>
+              <w:t xml:space="preserve">Bengaluru primary, lists Hyderabad, Pune, Chennai and 20 more cities. Roles: full stack MERN / MEAN / Java / .NET, Python, testing. </w:t>
+            </w:r>
+            <w:r>
+              <w:rPr>
+                <w:b/>
+                <w:sz w:val="19"/>
+              </w:rPr>
+              <w:t>Pay-after-placement</w:t>
+            </w:r>
+            <w:r>
+              <w:rPr>
+                <w:sz w:val="19"/>
+              </w:rPr>
+              <w:t>: fee settled after offer letter and joining; lateral band quoted ₹4–10 LPA+. Page contradicts itself ("No registration fee" banner vs "smaller registration fee if applicable"), so get the exact amount and trigger in writing before signing</w:t>
+            </w:r>
+          </w:p>
+        </w:tc>
+      </w:tr>
+      <w:tr>
+        <w:tc>
+          <w:tcPr>
+            <w:tcW w:type="dxa" w:w="2660"/>
+          </w:tcPr>
+          <w:p>
+            <w:pPr>
+              <w:spacing w:after="0"/>
+            </w:pPr>
+            <w:r>
+              <w:rPr>
+                <w:b/>
+                <w:sz w:val="19"/>
+              </w:rPr>
+              <w:t>WSNE Consulting</w:t>
+            </w:r>
+          </w:p>
+        </w:tc>
+        <w:tc>
+          <w:tcPr>
+            <w:tcW w:type="dxa" w:w="2660"/>
+          </w:tcPr>
+          <w:p>
+            <w:pPr>
+              <w:spacing w:after="0"/>
+            </w:pPr>
+            <w:hyperlink r:id="rId100">
+              <w:r>
+                <w:rPr>
+                  <w:color w:val="7F1D3A"/>
+                  <w:u w:val="single"/>
+                  <w:sz w:val="19"/>
+                </w:rPr>
+                <w:t xml:space="preserve">wsneconsulting.com/submit-resume</w:t>
+              </w:r>
+            </w:hyperlink>
+          </w:p>
+        </w:tc>
+        <w:tc>
+          <w:tcPr>
+            <w:tcW w:type="dxa" w:w="2660"/>
+          </w:tcPr>
+          <w:p>
+            <w:pPr>
+              <w:spacing w:after="0"/>
+            </w:pPr>
+            <w:r>
+              <w:rPr>
+                <w:rFonts w:ascii="Consolas" w:hAnsi="Consolas"/>
+                <w:sz w:val="17"/>
+              </w:rPr>
+              <w:t>info@wsneconsulting.com</w:t>
+            </w:r>
+          </w:p>
+        </w:tc>
+        <w:tc>
+          <w:tcPr>
+            <w:tcW w:type="dxa" w:w="2660"/>
+          </w:tcPr>
+          <w:p>
+            <w:pPr>
+              <w:spacing w:after="0"/>
+            </w:pPr>
+            <w:r>
+              <w:rPr>
+                <w:sz w:val="19"/>
+              </w:rPr>
+              <w:t>Contract staffing, 3–24 month contracts. Full Stack, DevOps, AI/ML, Cloud, SRE. Bengaluru coverage; offices Delhi NCR and Dehradun</w:t>
+            </w:r>
+          </w:p>
+        </w:tc>
+      </w:tr>
+      <w:tr>
+        <w:tc>
+          <w:tcPr>
+            <w:tcW w:type="dxa" w:w="2660"/>
+          </w:tcPr>
+          <w:p>
+            <w:pPr>
+              <w:spacing w:after="0"/>
+            </w:pPr>
+            <w:r>
+              <w:rPr>
+                <w:b/>
+                <w:sz w:val="19"/>
+              </w:rPr>
+              <w:t>Bloom Solutions</w:t>
+            </w:r>
+          </w:p>
+        </w:tc>
+        <w:tc>
+          <w:tcPr>
+            <w:tcW w:type="dxa" w:w="2660"/>
+          </w:tcPr>
+          <w:p>
+            <w:pPr>
+              <w:spacing w:after="0"/>
+            </w:pPr>
+            <w:r>
+              <w:rPr>
+                <w:sz w:val="19"/>
+              </w:rPr>
+              <w:t xml:space="preserve">contact form, pick </w:t>
+            </w:r>
+            <w:r>
+              <w:rPr>
+                <w:b/>
+                <w:sz w:val="19"/>
+              </w:rPr>
+              <w:t>I am a Job Seeker</w:t>
+            </w:r>
+          </w:p>
+        </w:tc>
+        <w:tc>
+          <w:tcPr>
+            <w:tcW w:type="dxa" w:w="2660"/>
+          </w:tcPr>
+          <w:p>
+            <w:pPr>
+              <w:spacing w:after="0"/>
+            </w:pPr>
+            <w:r>
+              <w:rPr>
+                <w:rFonts w:ascii="Consolas" w:hAnsi="Consolas"/>
+                <w:sz w:val="17"/>
+              </w:rPr>
+              <w:t>info@bloomsolutions.com</w:t>
+            </w:r>
+            <w:r>
+              <w:rPr>
+                <w:sz w:val="19"/>
+              </w:rPr>
+              <w:t xml:space="preserve"> · WhatsApp </w:t>
+            </w:r>
+            <w:r>
+              <w:rPr>
+                <w:rFonts w:ascii="Consolas" w:hAnsi="Consolas"/>
+                <w:sz w:val="17"/>
+              </w:rPr>
+              <w:t>+91 974 279 9038</w:t>
+            </w:r>
+          </w:p>
+        </w:tc>
+        <w:tc>
+          <w:tcPr>
+            <w:tcW w:type="dxa" w:w="2660"/>
+          </w:tcPr>
+          <w:p>
+            <w:pPr>
+              <w:spacing w:after="0"/>
+            </w:pPr>
+            <w:r>
+              <w:rPr>
+                <w:sz w:val="19"/>
+              </w:rPr>
+              <w:t>Bengaluru (Yelahanka). Full-stack, React / Angular, Java / .NET, DevOps, AWS / Azure, AI/ML</w:t>
+            </w:r>
+          </w:p>
+        </w:tc>
+      </w:tr>
+      <w:tr>
+        <w:tc>
+          <w:tcPr>
+            <w:tcW w:type="dxa" w:w="2660"/>
+          </w:tcPr>
+          <w:p>
+            <w:pPr>
+              <w:spacing w:after="0"/>
+            </w:pPr>
+            <w:r>
+              <w:rPr>
+                <w:b/>
+                <w:sz w:val="19"/>
+              </w:rPr>
+              <w:t>TeamPlus Staffing</w:t>
+            </w:r>
+          </w:p>
+        </w:tc>
+        <w:tc>
+          <w:tcPr>
+            <w:tcW w:type="dxa" w:w="2660"/>
+          </w:tcPr>
+          <w:p>
+            <w:pPr>
+              <w:spacing w:after="0"/>
+            </w:pPr>
+            <w:r>
+              <w:rPr>
+                <w:sz w:val="19"/>
+              </w:rPr>
+              <w:t>careers section on teamplusindia.in</w:t>
+            </w:r>
+          </w:p>
+        </w:tc>
+        <w:tc>
+          <w:tcPr>
+            <w:tcW w:type="dxa" w:w="2660"/>
+          </w:tcPr>
+          <w:p>
+            <w:pPr>
+              <w:spacing w:after="0"/>
+            </w:pPr>
+            <w:r>
+              <w:rPr>
+                <w:rFonts w:ascii="Consolas" w:hAnsi="Consolas"/>
+                <w:sz w:val="17"/>
+              </w:rPr>
+              <w:t>hr@teamplusindia.in</w:t>
+            </w:r>
+            <w:r>
+              <w:rPr>
+                <w:sz w:val="19"/>
+              </w:rPr>
+              <w:t xml:space="preserve"> · </w:t>
+            </w:r>
+            <w:r>
+              <w:rPr>
+                <w:rFonts w:ascii="Consolas" w:hAnsi="Consolas"/>
+                <w:sz w:val="17"/>
+              </w:rPr>
+              <w:t>+91 80 6217 8320</w:t>
+            </w:r>
+          </w:p>
+        </w:tc>
+        <w:tc>
+          <w:tcPr>
+            <w:tcW w:type="dxa" w:w="2660"/>
+          </w:tcPr>
+          <w:p>
+            <w:pPr>
+              <w:spacing w:after="0"/>
+            </w:pPr>
+            <w:r>
+              <w:rPr>
+                <w:sz w:val="19"/>
+              </w:rPr>
+              <w:t>Offices Mumbai and Pune, Hyderabad coverage. Python, Android, PHP, app developers</w:t>
+            </w:r>
+          </w:p>
+        </w:tc>
+      </w:tr>
+      <w:tr>
+        <w:tc>
+          <w:tcPr>
+            <w:tcW w:type="dxa" w:w="2660"/>
+          </w:tcPr>
+          <w:p>
+            <w:pPr>
+              <w:spacing w:after="0"/>
+            </w:pPr>
+            <w:r>
+              <w:rPr>
+                <w:b/>
+                <w:sz w:val="19"/>
+              </w:rPr>
+              <w:t>SRI Tech Solutions</w:t>
+            </w:r>
+          </w:p>
+        </w:tc>
+        <w:tc>
+          <w:tcPr>
+            <w:tcW w:type="dxa" w:w="2660"/>
+          </w:tcPr>
+          <w:p>
+            <w:pPr>
+              <w:spacing w:after="0"/>
+            </w:pPr>
+            <w:hyperlink r:id="rId101">
+              <w:r>
+                <w:rPr>
+                  <w:color w:val="7F1D3A"/>
+                  <w:u w:val="single"/>
+                  <w:sz w:val="19"/>
+                </w:rPr>
+                <w:t xml:space="preserve">sritechsolutions.com</w:t>
+              </w:r>
+            </w:hyperlink>
+            <w:r>
+              <w:rPr>
+                <w:sz w:val="19"/>
+              </w:rPr>
+              <w:t xml:space="preserve"> → Careers → Current Openings</w:t>
+            </w:r>
+          </w:p>
+        </w:tc>
+        <w:tc>
+          <w:tcPr>
+            <w:tcW w:type="dxa" w:w="2660"/>
+          </w:tcPr>
+          <w:p>
+            <w:pPr>
+              <w:spacing w:after="0"/>
+            </w:pPr>
+            <w:r>
+              <w:rPr>
+                <w:rFonts w:ascii="Consolas" w:hAnsi="Consolas"/>
+                <w:sz w:val="17"/>
+              </w:rPr>
+              <w:t>info@sritechsolutions.com</w:t>
+            </w:r>
+          </w:p>
+        </w:tc>
+        <w:tc>
+          <w:tcPr>
+            <w:tcW w:type="dxa" w:w="2660"/>
+          </w:tcPr>
+          <w:p>
+            <w:pPr>
+              <w:spacing w:after="0"/>
+            </w:pPr>
+            <w:r>
+              <w:rPr>
+                <w:sz w:val="19"/>
+              </w:rPr>
+              <w:t>Hyderabad staffing, US phone. Full Stack, AI/ML, Cloud, DevOps</w:t>
+            </w:r>
+          </w:p>
+        </w:tc>
+      </w:tr>
+      <w:tr>
+        <w:tc>
+          <w:tcPr>
+            <w:tcW w:type="dxa" w:w="2660"/>
+          </w:tcPr>
+          <w:p>
+            <w:pPr>
+              <w:spacing w:after="0"/>
+            </w:pPr>
+            <w:r>
+              <w:rPr>
+                <w:b/>
+                <w:sz w:val="19"/>
+              </w:rPr>
+              <w:t>Hyring</w:t>
+            </w:r>
+          </w:p>
+        </w:tc>
+        <w:tc>
+          <w:tcPr>
+            <w:tcW w:type="dxa" w:w="2660"/>
+          </w:tcPr>
+          <w:p>
+            <w:pPr>
+              <w:spacing w:after="0"/>
+            </w:pPr>
+            <w:hyperlink r:id="rId102">
+              <w:r>
+                <w:rPr>
+                  <w:color w:val="7F1D3A"/>
+                  <w:u w:val="single"/>
+                  <w:sz w:val="19"/>
+                </w:rPr>
+                <w:t xml:space="preserve">hyring.com</w:t>
+              </w:r>
+            </w:hyperlink>
+            <w:r>
+              <w:rPr>
+                <w:sz w:val="19"/>
+              </w:rPr>
+              <w:t xml:space="preserve"> → Join as a jobseeker</w:t>
+            </w:r>
+          </w:p>
+        </w:tc>
+        <w:tc>
+          <w:tcPr>
+            <w:tcW w:type="dxa" w:w="2660"/>
+          </w:tcPr>
+          <w:p>
+            <w:pPr>
+              <w:spacing w:after="0"/>
+            </w:pPr>
+            <w:r>
+              <w:rPr>
+                <w:sz w:val="19"/>
+              </w:rPr>
+              <w:t>none published</w:t>
+            </w:r>
+          </w:p>
+        </w:tc>
+        <w:tc>
+          <w:tcPr>
+            <w:tcW w:type="dxa" w:w="2660"/>
+          </w:tcPr>
+          <w:p>
+            <w:pPr>
+              <w:spacing w:after="0"/>
+            </w:pPr>
+            <w:r>
+              <w:rPr>
+                <w:sz w:val="19"/>
+              </w:rPr>
+              <w:t>Platform, not an agency: free for candidates, auto-apply plus a marketplace of recruiting partners who place you for a commission the employer pays</w:t>
+            </w:r>
+          </w:p>
+        </w:tc>
+      </w:tr>
+    </w:tbl>
+    <w:p/>
+    <w:p>
+      <w:r>
+        <w:t>None of these charge a candidate except Cybotrix, and Cybotrix only after you join.</w:t>
+      </w:r>
+    </w:p>
+    <w:p>
+      <w:pPr>
+        <w:pStyle w:val="Heading1"/>
+      </w:pPr>
+      <w:r>
+        <w:t>11. Vetted placement into remote and GCC roles, free to you</w:t>
+      </w:r>
+    </w:p>
+    <w:tbl>
+      <w:tblPr>
+        <w:tblStyle w:val="TableGrid"/>
+        <w:tblW w:type="auto" w:w="0"/>
+        <w:jc w:val="center"/>
+        <w:tblLook w:firstColumn="1" w:firstRow="1" w:lastColumn="0" w:lastRow="0" w:noHBand="0" w:noVBand="1" w:val="04A0"/>
+      </w:tblPr>
+      <w:tblGrid>
+        <w:gridCol w:w="2660"/>
+        <w:gridCol w:w="2660"/>
+        <w:gridCol w:w="2660"/>
+        <w:gridCol w:w="2660"/>
+      </w:tblGrid>
+      <w:tr>
+        <w:tc>
+          <w:tcPr>
+            <w:tcW w:type="dxa" w:w="2660"/>
+            <w:shd w:val="clear" w:color="auto" w:fill="F5F5F4"/>
+          </w:tcPr>
+          <w:p>
+            <w:pPr>
+              <w:spacing w:after="0"/>
+            </w:pPr>
+            <w:r>
+              <w:rPr>
+                <w:b/>
+                <w:sz w:val="19"/>
+              </w:rPr>
+              <w:t>firm</w:t>
+            </w:r>
+          </w:p>
+        </w:tc>
+        <w:tc>
+          <w:tcPr>
+            <w:tcW w:type="dxa" w:w="2660"/>
+            <w:shd w:val="clear" w:color="auto" w:fill="F5F5F4"/>
+          </w:tcPr>
+          <w:p>
+            <w:pPr>
+              <w:spacing w:after="0"/>
+            </w:pPr>
+            <w:r>
+              <w:rPr>
+                <w:b/>
+                <w:sz w:val="19"/>
+              </w:rPr>
+              <w:t>where to apply</w:t>
+            </w:r>
+          </w:p>
+        </w:tc>
+        <w:tc>
+          <w:tcPr>
+            <w:tcW w:type="dxa" w:w="2660"/>
+            <w:shd w:val="clear" w:color="auto" w:fill="F5F5F4"/>
+          </w:tcPr>
+          <w:p>
+            <w:pPr>
+              <w:spacing w:after="0"/>
+            </w:pPr>
+            <w:r>
+              <w:rPr>
+                <w:b/>
+                <w:sz w:val="19"/>
+              </w:rPr>
+              <w:t>fee</w:t>
+            </w:r>
+          </w:p>
+        </w:tc>
+        <w:tc>
+          <w:tcPr>
+            <w:tcW w:type="dxa" w:w="2660"/>
+            <w:shd w:val="clear" w:color="auto" w:fill="F5F5F4"/>
+          </w:tcPr>
+          <w:p>
+            <w:pPr>
+              <w:spacing w:after="0"/>
+            </w:pPr>
+            <w:r>
+              <w:rPr>
+                <w:b/>
+                <w:sz w:val="19"/>
+              </w:rPr>
+              <w:t>notes</w:t>
+            </w:r>
+          </w:p>
+        </w:tc>
+      </w:tr>
+      <w:tr>
+        <w:tc>
+          <w:tcPr>
+            <w:tcW w:type="dxa" w:w="2660"/>
+          </w:tcPr>
+          <w:p>
+            <w:pPr>
+              <w:spacing w:after="0"/>
+            </w:pPr>
+            <w:r>
+              <w:rPr>
+                <w:b/>
+                <w:sz w:val="19"/>
+              </w:rPr>
+              <w:t>Pesto</w:t>
+            </w:r>
+          </w:p>
+        </w:tc>
+        <w:tc>
+          <w:tcPr>
+            <w:tcW w:type="dxa" w:w="2660"/>
+          </w:tcPr>
+          <w:p>
+            <w:pPr>
+              <w:spacing w:after="0"/>
+            </w:pPr>
+            <w:hyperlink r:id="rId103">
+              <w:r>
+                <w:rPr>
+                  <w:color w:val="7F1D3A"/>
+                  <w:u w:val="single"/>
+                  <w:sz w:val="19"/>
+                </w:rPr>
+                <w:t xml:space="preserve">apps.pesto.tech/developer/registration</w:t>
+              </w:r>
+            </w:hyperlink>
+          </w:p>
+        </w:tc>
+        <w:tc>
+          <w:tcPr>
+            <w:tcW w:type="dxa" w:w="2660"/>
+          </w:tcPr>
+          <w:p>
+            <w:pPr>
+              <w:spacing w:after="0"/>
+            </w:pPr>
+            <w:r>
+              <w:rPr>
+                <w:b/>
+                <w:sz w:val="19"/>
+              </w:rPr>
+              <w:t>Free</w:t>
+            </w:r>
+            <w:r>
+              <w:rPr>
+                <w:sz w:val="19"/>
+              </w:rPr>
+              <w:t>; "charges hiring partners, not developers"</w:t>
+            </w:r>
+          </w:p>
+        </w:tc>
+        <w:tc>
+          <w:tcPr>
+            <w:tcW w:type="dxa" w:w="2660"/>
+          </w:tcPr>
+          <w:p>
+            <w:pPr>
+              <w:spacing w:after="0"/>
+            </w:pPr>
+            <w:r>
+              <w:rPr>
+                <w:b/>
+                <w:sz w:val="19"/>
+              </w:rPr>
+              <w:t>Requires 4+ years</w:t>
+            </w:r>
+            <w:r>
+              <w:rPr>
+                <w:sz w:val="19"/>
+              </w:rPr>
+              <w:t xml:space="preserve"> on full-stack, </w:t>
+            </w:r>
+            <w:r>
+              <w:rPr>
+                <w:b/>
+                <w:sz w:val="19"/>
+              </w:rPr>
+              <w:t>MERN</w:t>
+            </w:r>
+            <w:r>
+              <w:rPr>
+                <w:sz w:val="19"/>
+              </w:rPr>
+              <w:t xml:space="preserve">, frontend or backend. Places into full-time roles; past partners named on the page: Swiggy, Razorpay, Amazon, Flipkart, Clipboard Health, Pulley. </w:t>
+            </w:r>
+            <w:r>
+              <w:rPr>
+                <w:rFonts w:ascii="Consolas" w:hAnsi="Consolas"/>
+                <w:sz w:val="17"/>
+              </w:rPr>
+              <w:t>support@pesto.tech</w:t>
+            </w:r>
+          </w:p>
+        </w:tc>
+      </w:tr>
+      <w:tr>
+        <w:tc>
+          <w:tcPr>
+            <w:tcW w:type="dxa" w:w="2660"/>
+          </w:tcPr>
+          <w:p>
+            <w:pPr>
+              <w:spacing w:after="0"/>
+            </w:pPr>
+            <w:r>
+              <w:rPr>
+                <w:b/>
+                <w:sz w:val="19"/>
+              </w:rPr>
+              <w:t>Talent500</w:t>
+            </w:r>
+            <w:r>
+              <w:rPr>
+                <w:sz w:val="19"/>
+              </w:rPr>
+              <w:t xml:space="preserve"> (ANSR)</w:t>
+            </w:r>
+          </w:p>
+        </w:tc>
+        <w:tc>
+          <w:tcPr>
+            <w:tcW w:type="dxa" w:w="2660"/>
+          </w:tcPr>
+          <w:p>
+            <w:pPr>
+              <w:spacing w:after="0"/>
+            </w:pPr>
+            <w:hyperlink r:id="rId104">
+              <w:r>
+                <w:rPr>
+                  <w:color w:val="7F1D3A"/>
+                  <w:u w:val="single"/>
+                  <w:sz w:val="19"/>
+                </w:rPr>
+                <w:t xml:space="preserve">talent500.com/auth/signup</w:t>
+              </w:r>
+            </w:hyperlink>
+          </w:p>
+        </w:tc>
+        <w:tc>
+          <w:tcPr>
+            <w:tcW w:type="dxa" w:w="2660"/>
+          </w:tcPr>
+          <w:p>
+            <w:pPr>
+              <w:spacing w:after="0"/>
+            </w:pPr>
+            <w:r>
+              <w:rPr>
+                <w:sz w:val="19"/>
+              </w:rPr>
+              <w:t>not stated on page</w:t>
+            </w:r>
+          </w:p>
+        </w:tc>
+        <w:tc>
+          <w:tcPr>
+            <w:tcW w:type="dxa" w:w="2660"/>
+          </w:tcPr>
+          <w:p>
+            <w:pPr>
+              <w:spacing w:after="0"/>
+            </w:pPr>
+            <w:r>
+              <w:rPr>
+                <w:sz w:val="19"/>
+              </w:rPr>
+              <w:t>Roles at Global Capability Centres in India. AI-matched. The site calls itself "premium" but publishes no candidate fee; confirm at sign-up</w:t>
+            </w:r>
+          </w:p>
+        </w:tc>
+      </w:tr>
+    </w:tbl>
+    <w:p/>
+    <w:p>
+      <w:r>
+        <w:t>Pesto is the strongest single entry in this document for your profile: it is free, it names MERN, and your experience clears the bar.</w:t>
+      </w:r>
+    </w:p>
+    <w:p>
+      <w:r>
+        <w:t>Part 1 flagged Pesto for a historical income-share model. Their current developer page says free; the earlier flag is withdrawn.</w:t>
+      </w:r>
+    </w:p>
+    <w:p>
+      <w:pPr>
+        <w:pStyle w:val="Heading1"/>
+      </w:pPr>
+      <w:r>
+        <w:t>12. Someone applies for you, paid after placement or per application</w:t>
+      </w:r>
+    </w:p>
+    <w:p>
+      <w:r>
+        <w:t xml:space="preserve">All of these target remote US roles unless noted. </w:t>
+      </w:r>
+      <w:r>
+        <w:rPr>
+          <w:b/>
+        </w:rPr>
+        <w:t>None of them states on its site whether an India-based candidate is accepted</w:t>
+      </w:r>
+      <w:r>
+        <w:t>, so ask before paying. Fees are quoted verbatim from each firm's own pricing page.</w:t>
+      </w:r>
+    </w:p>
+    <w:tbl>
+      <w:tblPr>
+        <w:tblStyle w:val="TableGrid"/>
+        <w:tblW w:type="auto" w:w="0"/>
+        <w:jc w:val="center"/>
+        <w:tblLook w:firstColumn="1" w:firstRow="1" w:lastColumn="0" w:lastRow="0" w:noHBand="0" w:noVBand="1" w:val="04A0"/>
+      </w:tblPr>
+      <w:tblGrid>
+        <w:gridCol w:w="2660"/>
+        <w:gridCol w:w="2660"/>
+        <w:gridCol w:w="2660"/>
+        <w:gridCol w:w="2660"/>
+      </w:tblGrid>
+      <w:tr>
+        <w:tc>
+          <w:tcPr>
+            <w:tcW w:type="dxa" w:w="2660"/>
+            <w:shd w:val="clear" w:color="auto" w:fill="F5F5F4"/>
+          </w:tcPr>
+          <w:p>
+            <w:pPr>
+              <w:spacing w:after="0"/>
+            </w:pPr>
+            <w:r>
+              <w:rPr>
+                <w:b/>
+                <w:sz w:val="19"/>
+              </w:rPr>
+              <w:t>service</w:t>
+            </w:r>
+          </w:p>
+        </w:tc>
+        <w:tc>
+          <w:tcPr>
+            <w:tcW w:type="dxa" w:w="2660"/>
+            <w:shd w:val="clear" w:color="auto" w:fill="F5F5F4"/>
+          </w:tcPr>
+          <w:p>
+            <w:pPr>
+              <w:spacing w:after="0"/>
+            </w:pPr>
+            <w:r>
+              <w:rPr>
+                <w:b/>
+                <w:sz w:val="19"/>
+              </w:rPr>
+              <w:t>fee model</w:t>
+            </w:r>
+          </w:p>
+        </w:tc>
+        <w:tc>
+          <w:tcPr>
+            <w:tcW w:type="dxa" w:w="2660"/>
+            <w:shd w:val="clear" w:color="auto" w:fill="F5F5F4"/>
+          </w:tcPr>
+          <w:p>
+            <w:pPr>
+              <w:spacing w:after="0"/>
+            </w:pPr>
+            <w:r>
+              <w:rPr>
+                <w:b/>
+                <w:sz w:val="19"/>
+              </w:rPr>
+              <w:t>what you get</w:t>
+            </w:r>
+          </w:p>
+        </w:tc>
+        <w:tc>
+          <w:tcPr>
+            <w:tcW w:type="dxa" w:w="2660"/>
+            <w:shd w:val="clear" w:color="auto" w:fill="F5F5F4"/>
+          </w:tcPr>
+          <w:p>
+            <w:pPr>
+              <w:spacing w:after="0"/>
+            </w:pPr>
+            <w:r>
+              <w:rPr>
+                <w:b/>
+                <w:sz w:val="19"/>
+              </w:rPr>
+              <w:t>sign up</w:t>
+            </w:r>
+          </w:p>
+        </w:tc>
+      </w:tr>
+      <w:tr>
+        <w:tc>
+          <w:tcPr>
+            <w:tcW w:type="dxa" w:w="2660"/>
+          </w:tcPr>
+          <w:p>
+            <w:pPr>
+              <w:spacing w:after="0"/>
+            </w:pPr>
+            <w:r>
+              <w:rPr>
+                <w:b/>
+                <w:sz w:val="19"/>
+              </w:rPr>
+              <w:t>Reverse Recruiting Agency</w:t>
+            </w:r>
+          </w:p>
+        </w:tc>
+        <w:tc>
+          <w:tcPr>
+            <w:tcW w:type="dxa" w:w="2660"/>
+          </w:tcPr>
+          <w:p>
+            <w:pPr>
+              <w:spacing w:after="0"/>
+            </w:pPr>
+            <w:r>
+              <w:rPr>
+                <w:rFonts w:ascii="Consolas" w:hAnsi="Consolas"/>
+                <w:sz w:val="17"/>
+              </w:rPr>
+              <w:t>$1,500</w:t>
+            </w:r>
+            <w:r>
+              <w:rPr>
+                <w:sz w:val="19"/>
+              </w:rPr>
+              <w:t xml:space="preserve">/month + </w:t>
+            </w:r>
+            <w:r>
+              <w:rPr>
+                <w:rFonts w:ascii="Consolas" w:hAnsi="Consolas"/>
+                <w:sz w:val="17"/>
+              </w:rPr>
+              <w:t>10% of first-year salary upon job acceptance</w:t>
+            </w:r>
+            <w:r>
+              <w:rPr>
+                <w:sz w:val="19"/>
+              </w:rPr>
+              <w:t xml:space="preserve">. First month refunded when you land the job; monthly fee </w:t>
+            </w:r>
+            <w:r>
+              <w:rPr>
+                <w:rFonts w:ascii="Consolas" w:hAnsi="Consolas"/>
+                <w:sz w:val="17"/>
+              </w:rPr>
+              <w:t>fully refundable within 30 days</w:t>
+            </w:r>
+          </w:p>
+        </w:tc>
+        <w:tc>
+          <w:tcPr>
+            <w:tcW w:type="dxa" w:w="2660"/>
+          </w:tcPr>
+          <w:p>
+            <w:pPr>
+              <w:spacing w:after="0"/>
+            </w:pPr>
+            <w:r>
+              <w:rPr>
+                <w:rFonts w:ascii="Consolas" w:hAnsi="Consolas"/>
+                <w:sz w:val="17"/>
+              </w:rPr>
+              <w:t>50-100 applications/week</w:t>
+            </w:r>
+            <w:r>
+              <w:rPr>
+                <w:sz w:val="19"/>
+              </w:rPr>
+              <w:t xml:space="preserve">, resume and LinkedIn rewrite, daily recruiter outreach, interview prep, negotiation. Guarantee: </w:t>
+            </w:r>
+            <w:r>
+              <w:rPr>
+                <w:rFonts w:ascii="Consolas" w:hAnsi="Consolas"/>
+                <w:sz w:val="17"/>
+              </w:rPr>
+              <w:t>9 interviews in your first 3 months or your money back</w:t>
+            </w:r>
+          </w:p>
+        </w:tc>
+        <w:tc>
+          <w:tcPr>
+            <w:tcW w:type="dxa" w:w="2660"/>
+          </w:tcPr>
+          <w:p>
+            <w:pPr>
+              <w:spacing w:after="0"/>
+            </w:pPr>
+            <w:hyperlink r:id="rId105">
+              <w:r>
+                <w:rPr>
+                  <w:color w:val="7F1D3A"/>
+                  <w:u w:val="single"/>
+                  <w:sz w:val="19"/>
+                </w:rPr>
+                <w:t xml:space="preserve">www.reverserecruitingagency.com/contact</w:t>
+              </w:r>
+            </w:hyperlink>
+          </w:p>
+        </w:tc>
+      </w:tr>
+      <w:tr>
+        <w:tc>
+          <w:tcPr>
+            <w:tcW w:type="dxa" w:w="2660"/>
+          </w:tcPr>
+          <w:p>
+            <w:pPr>
+              <w:spacing w:after="0"/>
+            </w:pPr>
+            <w:r>
+              <w:rPr>
+                <w:b/>
+                <w:sz w:val="19"/>
+              </w:rPr>
+              <w:t>Find My Profession</w:t>
+            </w:r>
+          </w:p>
+        </w:tc>
+        <w:tc>
+          <w:tcPr>
+            <w:tcW w:type="dxa" w:w="2660"/>
+          </w:tcPr>
+          <w:p>
+            <w:pPr>
+              <w:spacing w:after="0"/>
+            </w:pPr>
+            <w:r>
+              <w:rPr>
+                <w:sz w:val="19"/>
+              </w:rPr>
+              <w:t xml:space="preserve">From </w:t>
+            </w:r>
+            <w:r>
+              <w:rPr>
+                <w:rFonts w:ascii="Consolas" w:hAnsi="Consolas"/>
+                <w:sz w:val="17"/>
+              </w:rPr>
+              <w:t>$1,500/month + 8% success fee</w:t>
+            </w:r>
+            <w:r>
+              <w:rPr>
+                <w:sz w:val="19"/>
+              </w:rPr>
+              <w:t xml:space="preserve">, or </w:t>
+            </w:r>
+            <w:r>
+              <w:rPr>
+                <w:rFonts w:ascii="Consolas" w:hAnsi="Consolas"/>
+                <w:sz w:val="17"/>
+              </w:rPr>
+              <w:t>$3,000/month</w:t>
+            </w:r>
+            <w:r>
+              <w:rPr>
+                <w:sz w:val="19"/>
+              </w:rPr>
+              <w:t xml:space="preserve"> flat (per their own guide; the service page did not render, so confirm on a call)</w:t>
+            </w:r>
+          </w:p>
+        </w:tc>
+        <w:tc>
+          <w:tcPr>
+            <w:tcW w:type="dxa" w:w="2660"/>
+          </w:tcPr>
+          <w:p>
+            <w:pPr>
+              <w:spacing w:after="0"/>
+            </w:pPr>
+            <w:r>
+              <w:rPr>
+                <w:sz w:val="19"/>
+              </w:rPr>
+              <w:t>Applies on your behalf; describes itself as one of the few reverse recruiters that do</w:t>
+            </w:r>
+          </w:p>
+        </w:tc>
+        <w:tc>
+          <w:tcPr>
+            <w:tcW w:type="dxa" w:w="2660"/>
+          </w:tcPr>
+          <w:p>
+            <w:pPr>
+              <w:spacing w:after="0"/>
+            </w:pPr>
+            <w:hyperlink r:id="rId106">
+              <w:r>
+                <w:rPr>
+                  <w:color w:val="7F1D3A"/>
+                  <w:u w:val="single"/>
+                  <w:sz w:val="19"/>
+                </w:rPr>
+                <w:t xml:space="preserve">www.findmyprofession.com/reverse-recruiting/</w:t>
+              </w:r>
+            </w:hyperlink>
+          </w:p>
+        </w:tc>
+      </w:tr>
+      <w:tr>
+        <w:tc>
+          <w:tcPr>
+            <w:tcW w:type="dxa" w:w="2660"/>
+          </w:tcPr>
+          <w:p>
+            <w:pPr>
+              <w:spacing w:after="0"/>
+            </w:pPr>
+            <w:r>
+              <w:rPr>
+                <w:b/>
+                <w:sz w:val="19"/>
+              </w:rPr>
+              <w:t>My Personal Recruiter</w:t>
+            </w:r>
+          </w:p>
+        </w:tc>
+        <w:tc>
+          <w:tcPr>
+            <w:tcW w:type="dxa" w:w="2660"/>
+          </w:tcPr>
+          <w:p>
+            <w:pPr>
+              <w:spacing w:after="0"/>
+            </w:pPr>
+            <w:r>
+              <w:rPr>
+                <w:rFonts w:ascii="Consolas" w:hAnsi="Consolas"/>
+                <w:sz w:val="17"/>
+              </w:rPr>
+              <w:t>$899</w:t>
+            </w:r>
+            <w:r>
+              <w:rPr>
+                <w:sz w:val="19"/>
+              </w:rPr>
+              <w:t xml:space="preserve">, </w:t>
+            </w:r>
+            <w:r>
+              <w:rPr>
+                <w:rFonts w:ascii="Consolas" w:hAnsi="Consolas"/>
+                <w:sz w:val="17"/>
+              </w:rPr>
+              <w:t>$1,499</w:t>
+            </w:r>
+            <w:r>
+              <w:rPr>
+                <w:sz w:val="19"/>
+              </w:rPr>
+              <w:t xml:space="preserve"> or </w:t>
+            </w:r>
+            <w:r>
+              <w:rPr>
+                <w:rFonts w:ascii="Consolas" w:hAnsi="Consolas"/>
+                <w:sz w:val="17"/>
+              </w:rPr>
+              <w:t>$2,499</w:t>
+            </w:r>
+            <w:r>
+              <w:rPr>
+                <w:sz w:val="19"/>
+              </w:rPr>
+              <w:t xml:space="preserve"> per month. No success fee. Guarantee: if no written offer within six months, service continues at no extra cost</w:t>
+            </w:r>
+          </w:p>
+        </w:tc>
+        <w:tc>
+          <w:tcPr>
+            <w:tcW w:type="dxa" w:w="2660"/>
+          </w:tcPr>
+          <w:p>
+            <w:pPr>
+              <w:spacing w:after="0"/>
+            </w:pPr>
+            <w:r>
+              <w:rPr>
+                <w:sz w:val="19"/>
+              </w:rPr>
+              <w:t xml:space="preserve">Dedicated recruiter builds target lists, applies, contacts hiring managers, negotiates. Volume not stated. Miami, US phone </w:t>
+            </w:r>
+            <w:r>
+              <w:rPr>
+                <w:rFonts w:ascii="Consolas" w:hAnsi="Consolas"/>
+                <w:sz w:val="17"/>
+              </w:rPr>
+              <w:t>800-500-7760</w:t>
+            </w:r>
+          </w:p>
+        </w:tc>
+        <w:tc>
+          <w:tcPr>
+            <w:tcW w:type="dxa" w:w="2660"/>
+          </w:tcPr>
+          <w:p>
+            <w:pPr>
+              <w:spacing w:after="0"/>
+            </w:pPr>
+            <w:hyperlink r:id="rId107">
+              <w:r>
+                <w:rPr>
+                  <w:color w:val="7F1D3A"/>
+                  <w:u w:val="single"/>
+                  <w:sz w:val="19"/>
+                </w:rPr>
+                <w:t xml:space="preserve">app.mypersonalrecruiter.com/</w:t>
+              </w:r>
+            </w:hyperlink>
+          </w:p>
+        </w:tc>
+      </w:tr>
+      <w:tr>
+        <w:tc>
+          <w:tcPr>
+            <w:tcW w:type="dxa" w:w="2660"/>
+          </w:tcPr>
+          <w:p>
+            <w:pPr>
+              <w:spacing w:after="0"/>
+            </w:pPr>
+            <w:r>
+              <w:rPr>
+                <w:b/>
+                <w:sz w:val="19"/>
+              </w:rPr>
+              <w:t>Careerify</w:t>
+            </w:r>
+          </w:p>
+        </w:tc>
+        <w:tc>
+          <w:tcPr>
+            <w:tcW w:type="dxa" w:w="2660"/>
+          </w:tcPr>
+          <w:p>
+            <w:pPr>
+              <w:spacing w:after="0"/>
+            </w:pPr>
+            <w:r>
+              <w:rPr>
+                <w:rFonts w:ascii="Consolas" w:hAnsi="Consolas"/>
+                <w:sz w:val="17"/>
+              </w:rPr>
+              <w:t>$150–$720 a month</w:t>
+            </w:r>
+            <w:r>
+              <w:rPr>
+                <w:sz w:val="19"/>
+              </w:rPr>
+              <w:t xml:space="preserve"> for </w:t>
+            </w:r>
+            <w:r>
+              <w:rPr>
+                <w:rFonts w:ascii="Consolas" w:hAnsi="Consolas"/>
+                <w:sz w:val="17"/>
+              </w:rPr>
+              <w:t>~50–300 applications</w:t>
+            </w:r>
+            <w:r>
+              <w:rPr>
+                <w:sz w:val="19"/>
+              </w:rPr>
+              <w:t>. 5-day free trial. No success fee</w:t>
+            </w:r>
+          </w:p>
+        </w:tc>
+        <w:tc>
+          <w:tcPr>
+            <w:tcW w:type="dxa" w:w="2660"/>
+          </w:tcPr>
+          <w:p>
+            <w:pPr>
+              <w:spacing w:after="0"/>
+            </w:pPr>
+            <w:r>
+              <w:rPr>
+                <w:sz w:val="19"/>
+              </w:rPr>
+              <w:t>A human (offshore) recruiter checks fit and submits each application with the right resume version; every submission logged to your dashboard</w:t>
+            </w:r>
+          </w:p>
+        </w:tc>
+        <w:tc>
+          <w:tcPr>
+            <w:tcW w:type="dxa" w:w="2660"/>
+          </w:tcPr>
+          <w:p>
+            <w:pPr>
+              <w:spacing w:after="0"/>
+            </w:pPr>
+            <w:hyperlink r:id="rId108">
+              <w:r>
+                <w:rPr>
+                  <w:color w:val="7F1D3A"/>
+                  <w:u w:val="single"/>
+                  <w:sz w:val="19"/>
+                </w:rPr>
+                <w:t xml:space="preserve">dashboard.careerify.io/signup</w:t>
+              </w:r>
+            </w:hyperlink>
+          </w:p>
+        </w:tc>
+      </w:tr>
+      <w:tr>
+        <w:tc>
+          <w:tcPr>
+            <w:tcW w:type="dxa" w:w="2660"/>
+          </w:tcPr>
+          <w:p>
+            <w:pPr>
+              <w:spacing w:after="0"/>
+            </w:pPr>
+            <w:r>
+              <w:rPr>
+                <w:b/>
+                <w:sz w:val="19"/>
+              </w:rPr>
+              <w:t>Scale.jobs</w:t>
+            </w:r>
+          </w:p>
+        </w:tc>
+        <w:tc>
+          <w:tcPr>
+            <w:tcW w:type="dxa" w:w="2660"/>
+          </w:tcPr>
+          <w:p>
+            <w:pPr>
+              <w:spacing w:after="0"/>
+            </w:pPr>
+            <w:r>
+              <w:rPr>
+                <w:sz w:val="19"/>
+              </w:rPr>
+              <w:t xml:space="preserve">One-time: </w:t>
+            </w:r>
+            <w:r>
+              <w:rPr>
+                <w:rFonts w:ascii="Consolas" w:hAnsi="Consolas"/>
+                <w:sz w:val="17"/>
+              </w:rPr>
+              <w:t>$199</w:t>
+            </w:r>
+            <w:r>
+              <w:rPr>
+                <w:sz w:val="19"/>
+              </w:rPr>
+              <w:t xml:space="preserve"> / 250 applications, </w:t>
+            </w:r>
+            <w:r>
+              <w:rPr>
+                <w:rFonts w:ascii="Consolas" w:hAnsi="Consolas"/>
+                <w:sz w:val="17"/>
+              </w:rPr>
+              <w:t>$299</w:t>
+            </w:r>
+            <w:r>
+              <w:rPr>
+                <w:sz w:val="19"/>
+              </w:rPr>
+              <w:t xml:space="preserve"> / 500, </w:t>
+            </w:r>
+            <w:r>
+              <w:rPr>
+                <w:rFonts w:ascii="Consolas" w:hAnsi="Consolas"/>
+                <w:sz w:val="17"/>
+              </w:rPr>
+              <w:t>$399</w:t>
+            </w:r>
+            <w:r>
+              <w:rPr>
+                <w:sz w:val="19"/>
+              </w:rPr>
+              <w:t xml:space="preserve"> / 1,000, </w:t>
+            </w:r>
+            <w:r>
+              <w:rPr>
+                <w:rFonts w:ascii="Consolas" w:hAnsi="Consolas"/>
+                <w:sz w:val="17"/>
+              </w:rPr>
+              <w:t>$1,099</w:t>
+            </w:r>
+            <w:r>
+              <w:rPr>
+                <w:sz w:val="19"/>
+              </w:rPr>
+              <w:t xml:space="preserve"> bundle. Unused credits refundable</w:t>
+            </w:r>
+          </w:p>
+        </w:tc>
+        <w:tc>
+          <w:tcPr>
+            <w:tcW w:type="dxa" w:w="2660"/>
+          </w:tcPr>
+          <w:p>
+            <w:pPr>
+              <w:spacing w:after="0"/>
+            </w:pPr>
+            <w:r>
+              <w:rPr>
+                <w:sz w:val="19"/>
+              </w:rPr>
+              <w:t>Human assistants fill every form, screenshot proof per application, strategy review every 15 days. Testimonials include Indian candidates and H-1B roles</w:t>
+            </w:r>
+          </w:p>
+        </w:tc>
+        <w:tc>
+          <w:tcPr>
+            <w:tcW w:type="dxa" w:w="2660"/>
+          </w:tcPr>
+          <w:p>
+            <w:pPr>
+              <w:spacing w:after="0"/>
+            </w:pPr>
+            <w:hyperlink r:id="rId109">
+              <w:r>
+                <w:rPr>
+                  <w:color w:val="7F1D3A"/>
+                  <w:u w:val="single"/>
+                  <w:sz w:val="19"/>
+                </w:rPr>
+                <w:t xml:space="preserve">scale.jobs/sign-up</w:t>
+              </w:r>
+            </w:hyperlink>
+          </w:p>
+        </w:tc>
+      </w:tr>
+      <w:tr>
+        <w:tc>
+          <w:tcPr>
+            <w:tcW w:type="dxa" w:w="2660"/>
+          </w:tcPr>
+          <w:p>
+            <w:pPr>
+              <w:spacing w:after="0"/>
+            </w:pPr>
+            <w:r>
+              <w:rPr>
+                <w:b/>
+                <w:sz w:val="19"/>
+              </w:rPr>
+              <w:t>ApplyPass</w:t>
+            </w:r>
+          </w:p>
+        </w:tc>
+        <w:tc>
+          <w:tcPr>
+            <w:tcW w:type="dxa" w:w="2660"/>
+          </w:tcPr>
+          <w:p>
+            <w:pPr>
+              <w:spacing w:after="0"/>
+            </w:pPr>
+            <w:r>
+              <w:rPr>
+                <w:sz w:val="19"/>
+              </w:rPr>
+              <w:t>100 applications free, then paid tiers (pricing page not read)</w:t>
+            </w:r>
+          </w:p>
+        </w:tc>
+        <w:tc>
+          <w:tcPr>
+            <w:tcW w:type="dxa" w:w="2660"/>
+          </w:tcPr>
+          <w:p>
+            <w:pPr>
+              <w:spacing w:after="0"/>
+            </w:pPr>
+            <w:r>
+              <w:rPr>
+                <w:b/>
+                <w:sz w:val="19"/>
+              </w:rPr>
+              <w:t>Automated</w:t>
+            </w:r>
+            <w:r>
+              <w:rPr>
+                <w:sz w:val="19"/>
+              </w:rPr>
+              <w:t xml:space="preserve">, not human: </w:t>
+            </w:r>
+            <w:r>
+              <w:rPr>
+                <w:rFonts w:ascii="Consolas" w:hAnsi="Consolas"/>
+                <w:sz w:val="17"/>
+              </w:rPr>
+              <w:t>auto-applies to 400+ software engineering jobs weekly</w:t>
+            </w:r>
+            <w:r>
+              <w:rPr>
+                <w:sz w:val="19"/>
+              </w:rPr>
+              <w:t>. Built for software engineers</w:t>
+            </w:r>
+          </w:p>
+        </w:tc>
+        <w:tc>
+          <w:tcPr>
+            <w:tcW w:type="dxa" w:w="2660"/>
+          </w:tcPr>
+          <w:p>
+            <w:pPr>
+              <w:spacing w:after="0"/>
+            </w:pPr>
+            <w:hyperlink r:id="rId110">
+              <w:r>
+                <w:rPr>
+                  <w:color w:val="7F1D3A"/>
+                  <w:u w:val="single"/>
+                  <w:sz w:val="19"/>
+                </w:rPr>
+                <w:t xml:space="preserve">app.applypass.com/sign-up</w:t>
+              </w:r>
+            </w:hyperlink>
+          </w:p>
+        </w:tc>
+      </w:tr>
+    </w:tbl>
+    <w:p/>
+    <w:p>
+      <w:r>
+        <w:t>Which to pick, if any:</w:t>
+      </w:r>
+    </w:p>
+    <w:p>
+      <w:pPr>
+        <w:pStyle w:val="ListBullet"/>
+      </w:pPr>
+      <w:r>
+        <w:rPr>
+          <w:b/>
+        </w:rPr>
+        <w:t>Scale.jobs</w:t>
+      </w:r>
+      <w:r>
+        <w:t xml:space="preserve"> is the cheap volume play: a few hundred dollars once, humans</w:t>
+      </w:r>
+    </w:p>
+    <w:p>
+      <w:r>
+        <w:t>doing the forms, no percentage of your salary.</w:t>
+      </w:r>
+    </w:p>
+    <w:p>
+      <w:pPr>
+        <w:pStyle w:val="ListBullet"/>
+      </w:pPr>
+      <w:r>
+        <w:rPr>
+          <w:b/>
+        </w:rPr>
+        <w:t>Reverse Recruiting Agency</w:t>
+      </w:r>
+      <w:r>
+        <w:t xml:space="preserve"> is the real "pay after placement" model: the</w:t>
+      </w:r>
+    </w:p>
+    <w:p>
+      <w:r>
+        <w:t>10% success fee is only due on acceptance and the first month comes back. On a USD salary that fee is large; on an Indian salary it would be modest.</w:t>
+      </w:r>
+    </w:p>
+    <w:p>
+      <w:pPr>
+        <w:pStyle w:val="ListBullet"/>
+      </w:pPr>
+      <w:r>
+        <w:rPr>
+          <w:b/>
+        </w:rPr>
+        <w:t>Careerify</w:t>
+      </w:r>
+      <w:r>
+        <w:t xml:space="preserve"> is the middle: monthly, human, no success fee, free trial.</w:t>
+      </w:r>
+    </w:p>
+    <w:p>
+      <w:pPr>
+        <w:pStyle w:val="ListBullet"/>
+      </w:pPr>
+      <w:r>
+        <w:t>Everything else here is US-priced coaching. Skip unless you are specifically</w:t>
+      </w:r>
+    </w:p>
+    <w:p>
+      <w:r>
+        <w:t>targeting US remote and can fund it for three months.</w:t>
+      </w:r>
+    </w:p>
+    <w:p>
+      <w:pPr>
+        <w:pStyle w:val="Heading1"/>
+      </w:pPr>
+      <w:r>
+        <w:t>13. Overseas placement agents: the rule, not a list</w:t>
+      </w:r>
+    </w:p>
+    <w:p>
+      <w:r>
+        <w:t>For Gulf and Europe you do not need a fee-charging agent for IT roles, and most of the ones that ask for money are the scams Part 1 warns about.</w:t>
+      </w:r>
+    </w:p>
+    <w:p>
+      <w:pPr>
+        <w:pStyle w:val="ListBullet"/>
+      </w:pPr>
+      <w:r>
+        <w:t>An agent recruiting Indians for jobs abroad must hold an MEA **Recruiting</w:t>
+      </w:r>
+    </w:p>
+    <w:p>
+      <w:r>
+        <w:t xml:space="preserve">Agent licence**. Check the licence on </w:t>
+      </w:r>
+      <w:hyperlink r:id="rId111">
+        <w:r>
+          <w:rPr>
+            <w:color w:val="7F1D3A"/>
+            <w:u w:val="single"/>
+          </w:rPr>
+          <w:t xml:space="preserve">emigrate.gov.in/</w:t>
+        </w:r>
+      </w:hyperlink>
+      <w:r>
+        <w:t xml:space="preserve"> before anything else. Unlicensed recruitment is an offence under the Emigration Act, 1983.</w:t>
+      </w:r>
+    </w:p>
+    <w:p>
+      <w:pPr>
+        <w:pStyle w:val="ListBullet"/>
+      </w:pPr>
+      <w:r>
+        <w:t xml:space="preserve">A licensed agent may charge at most </w:t>
+      </w:r>
+      <w:r>
+        <w:rPr>
+          <w:b/>
+        </w:rPr>
+        <w:t>₹30,000 + 18% GST (₹35,400)</w:t>
+      </w:r>
+      <w:r>
+        <w:t xml:space="preserve"> and must</w:t>
+      </w:r>
+    </w:p>
+    <w:p>
+      <w:r>
+        <w:t>give a receipt. Anything above that, or any "processing fee" by WhatsApp, is the signal to walk.</w:t>
+      </w:r>
+    </w:p>
+    <w:p>
+      <w:pPr>
+        <w:pStyle w:val="ListBullet"/>
+      </w:pPr>
+      <w:r>
+        <w:t>IT roles are not Emigration-Check-Required, so the Gulf agencies in Part 1 §3</w:t>
+      </w:r>
+    </w:p>
+    <w:p>
+      <w:r>
+        <w:t>(Halian, TASC, Michael Page UAE, Hays UAE) are the correct route, and in the UAE the law forbids charging the candidate at all.</w:t>
+      </w:r>
+    </w:p>
+    <w:p>
+      <w:pPr>
+        <w:pStyle w:val="Heading1"/>
+      </w:pPr>
+      <w:r>
+        <w:t>14. Pay-after-placement training programmes, for reference only</w:t>
+      </w:r>
+    </w:p>
+    <w:p>
+      <w:r>
+        <w:t xml:space="preserve">These came up in the search and are candidate-paid after placement, but they are </w:t>
+      </w:r>
+      <w:r>
+        <w:rPr>
+          <w:b/>
+        </w:rPr>
+        <w:t>training bundled with placement</w:t>
+      </w:r>
+      <w:r>
+        <w:t>, built for freshers and early-career switchers. Not a fit for five years of experience; listed so you know what they are when they advertise to you.</w:t>
+      </w:r>
+    </w:p>
+    <w:p>
+      <w:r>
+        <w:t>Intellipaat (tuition after a 5 LPA job), AccioJob (income-share agreement), Placewit (pay when placed above a minimum CTC), Edufect (40% during, 60% after joining), Sharpener Tech (deposit refunded per terms).</w:t>
+      </w:r>
+    </w:p>
+    <w:p>
+      <w:pPr>
+        <w:pStyle w:val="Heading1"/>
+      </w:pPr>
+      <w:r>
+        <w:t>15. Order of operations for the fast lane</w:t>
+      </w:r>
+    </w:p>
+    <w:p>
+      <w:pPr>
+        <w:pStyle w:val="ListNumber"/>
+      </w:pPr>
+      <w:r>
+        <w:rPr>
+          <w:b/>
+        </w:rPr>
+        <w:t>Today, free:</w:t>
+      </w:r>
+      <w:r>
+        <w:t xml:space="preserve"> Pesto registration, Talent500 sign-up, Cybotrix sign-up (ask</w:t>
+      </w:r>
+    </w:p>
+    <w:p>
+      <w:r>
+        <w:t>for the fee terms in writing in the same message).</w:t>
+      </w:r>
+    </w:p>
+    <w:p>
+      <w:pPr>
+        <w:pStyle w:val="ListNumber"/>
+      </w:pPr>
+      <w:r>
+        <w:rPr>
+          <w:b/>
+        </w:rPr>
+        <w:t>Today, one email each:</w:t>
+      </w:r>
+      <w:r>
+        <w:t xml:space="preserve"> WSNE, Bloom, TeamPlus, SRI Tech with the résumé</w:t>
+      </w:r>
+    </w:p>
+    <w:p>
+      <w:r>
+        <w:t xml:space="preserve">attached and the stack in the subject line. Draft them from </w:t>
+      </w:r>
+      <w:r>
+        <w:rPr>
+          <w:rFonts w:ascii="Consolas" w:hAnsi="Consolas"/>
+          <w:sz w:val="20"/>
+        </w:rPr>
+        <w:t>/outreach</w:t>
+      </w:r>
+      <w:r>
+        <w:t xml:space="preserve"> in agency mode.</w:t>
+      </w:r>
+    </w:p>
+    <w:p>
+      <w:pPr>
+        <w:pStyle w:val="ListNumber"/>
+      </w:pPr>
+      <w:r>
+        <w:rPr>
+          <w:b/>
+        </w:rPr>
+        <w:t>This week:</w:t>
+      </w:r>
+      <w:r>
+        <w:t xml:space="preserve"> apply to the EZEU Cutshort listings that fit and message</w:t>
+      </w:r>
+    </w:p>
+    <w:p>
+      <w:r>
+        <w:t>Lakshmi PH on LinkedIn; expect a slow reply.</w:t>
+      </w:r>
+    </w:p>
+    <w:p>
+      <w:pPr>
+        <w:pStyle w:val="ListNumber"/>
+      </w:pPr>
+      <w:r>
+        <w:rPr>
+          <w:b/>
+        </w:rPr>
+        <w:t>Only if targeting US remote:</w:t>
+      </w:r>
+      <w:r>
+        <w:t xml:space="preserve"> Scale.jobs first (cheap, humans), Reverse</w:t>
+      </w:r>
+    </w:p>
+    <w:p>
+      <w:r>
+        <w:t>Recruiting Agency second (success fee). Ask both whether they take India-based candidates before paying.</w:t>
       </w:r>
     </w:p>
     <w:sectPr>
